--- a/app/templates/PLII_M11.docx
+++ b/app/templates/PLII_M11.docx
@@ -93,7 +93,7 @@
           <w:sz-cs w:val="24"/>
           <w:i/>
         </w:rPr>
-        <w:t>{dia_diem_ky}, ngày{ngay_ky_vb}tháng{thang_ky_vb}năm{nam_ky_vb}</w:t>
+        <w:t>{dia_diem_ky}, ngày {ngay_ky_vb} tháng {thang_ky_vb} năm {nam_ky_vb}</w:t>
       </w:r>
       <w:r>
         <w:rPr>
@@ -236,7 +236,7 @@
           <w:sz w:val="24"/>
           <w:sz-cs w:val="24"/>
         </w:rPr>
-        <w:t>Căn cứ{can_cu}</w:t>
+        <w:t>Căn cứ {can_cu}</w:t>
       </w:r>
     </w:p>
     <w:p>
@@ -279,33 +279,33 @@
           <w:sz w:val="24"/>
           <w:sz-cs w:val="24"/>
         </w:rPr>
-        <w:t>Địa chỉ trụ sở:{dn.dia_chi_tru_so}</w:t>
-      </w:r>
-    </w:p>
-    <w:p>
-      <w:pPr>
-        <w:spacing w:before="120"/>
-      </w:pPr>
-      <w:r>
-        <w:rPr>
-          <w:rFonts w:ascii="Arial" w:hAnsi="Arial" w:cs="Arial"/>
-          <w:sz w:val="24"/>
-          <w:sz-cs w:val="24"/>
-        </w:rPr>
-        <w:t>Điện thoại: {dien_thoai_khac}Fax: {fax}</w:t>
-      </w:r>
-    </w:p>
-    <w:p>
-      <w:pPr>
-        <w:spacing w:before="120"/>
-      </w:pPr>
-      <w:r>
-        <w:rPr>
-          <w:rFonts w:ascii="Arial" w:hAnsi="Arial" w:cs="Arial"/>
-          <w:sz w:val="24"/>
-          <w:sz-cs w:val="24"/>
-        </w:rPr>
-        <w:t>Thư điện tử: {email_khac}Website:{website}</w:t>
+        <w:t>Địa chỉ trụ sở: {dn.dia_chi_tru_so}</w:t>
+      </w:r>
+    </w:p>
+    <w:p>
+      <w:pPr>
+        <w:spacing w:before="120"/>
+      </w:pPr>
+      <w:r>
+        <w:rPr>
+          <w:rFonts w:ascii="Arial" w:hAnsi="Arial" w:cs="Arial"/>
+          <w:sz w:val="24"/>
+          <w:sz-cs w:val="24"/>
+        </w:rPr>
+        <w:t>Điện thoại: {dien_thoai_khac} Fax: {fax}</w:t>
+      </w:r>
+    </w:p>
+    <w:p>
+      <w:pPr>
+        <w:spacing w:before="120"/>
+      </w:pPr>
+      <w:r>
+        <w:rPr>
+          <w:rFonts w:ascii="Arial" w:hAnsi="Arial" w:cs="Arial"/>
+          <w:sz w:val="24"/>
+          <w:sz-cs w:val="24"/>
+        </w:rPr>
+        <w:t>Thư điện tử: {email_khac} Website: {website}</w:t>
         <w:tab/>
       </w:r>
     </w:p>

--- a/app/templates/PLII_M11.docx
+++ b/app/templates/PLII_M11.docx
@@ -185,6 +185,15 @@
           <w:i/>
         </w:rPr>
         <w:t xml:space="preserve">(Tên hộ kinh doanh)</w:t>
+      </w:r>
+      <w:r>
+        <w:rPr>
+          <w:rFonts w:ascii="Arial" w:hAnsi="Arial" w:cs="Arial"/>
+          <w:sz w:val="24"/>
+          <w:sz-cs w:val="24"/>
+          <w:i/>
+        </w:rPr>
+        <w:t xml:space="preserve"> {hkd_ten_tieng_viet_2}</w:t>
       </w:r>
     </w:p>
     <w:p>
